--- a/docs/Truck_Slip_System_Design_Document2.docx
+++ b/docs/Truck_Slip_System_Design_Document2.docx
@@ -658,7 +658,7 @@
           <w:i/>
           <w:iCs/>
         </w:rPr>
-        <w:t xml:space="preserve">A slip can also leave the Unprinted stage a different way — by being cancelled instead of printed:</w:t>
+        <w:t xml:space="preserve">A slip can also be cancelled rather than printed — and a slip that has already been printed can still be cancelled afterwards:</w:t>
       </w:r>
     </w:p>
     <w:tbl>
@@ -942,7 +942,7 @@
         <w:spacing w:after="80"/>
       </w:pPr>
       <w:r>
-        <w:t xml:space="preserve">The slip can be printed again at any time afterwards, for example if the original paper copy is lost.</w:t>
+        <w:t xml:space="preserve">The slip can be printed again at any time afterwards, for example if the original paper copy is lost. It can also still be voided from Slip History if the load ultimately did not happen (Section 2.3) — but it can never be deleted.</w:t>
       </w:r>
     </w:p>
     <w:p>
@@ -950,7 +950,7 @@
         <w:pStyle w:val="Heading2"/>
       </w:pPr>
       <w:r>
-        <w:t xml:space="preserve">2.3 Stage 3 — Voided (Cancelled Draft)</w:t>
+        <w:t xml:space="preserve">2.3 Stage 3 — Voided (Cancelled Slip)</w:t>
       </w:r>
     </w:p>
     <w:p>
@@ -958,7 +958,7 @@
         <w:spacing w:after="160"/>
       </w:pPr>
       <w:r>
-        <w:t xml:space="preserve">If a draft slip is no longer needed — for example, it was created by mistake, or the truck left without loading — the operator can cancel it. This is called “voiding” the slip.</w:t>
+        <w:t xml:space="preserve">If a slip is no longer needed — for example, it was created by mistake, or the truck left without loading — the operator can cancel it. This is called “voiding” the slip. A draft is voided from the Create Slip screen; a slip that has already been printed is voided from the Slip History screen, for the case where the paperwork was issued but the load never happened.</w:t>
       </w:r>
     </w:p>
     <w:p>
@@ -3459,7 +3459,7 @@
         <w:spacing w:after="80"/>
       </w:pPr>
       <w:r>
-        <w:t xml:space="preserve">A separate, similar view shows Voided (cancelled) slips, kept apart from the main list since they were never finalised.</w:t>
+        <w:t xml:space="preserve">A separate, similar view shows Voided (cancelled) slips, kept apart from the main list, with the reason each was cancelled and the date it happened. A printed slip is voided from this screen; it then moves into that view rather than being removed from the system.</w:t>
       </w:r>
     </w:p>
     <w:p>
@@ -4544,7 +4544,7 @@
           </w:tcPr>
           <w:p>
             <w:r>
-              <w:t xml:space="preserve">The slip lifecycle (Unprinted → Printed, or Unprinted → Voided) matches how the operator actually works (Section 2).</w:t>
+              <w:t xml:space="preserve">The slip lifecycle (Unprinted → Printed, Unprinted → Voided, or Printed → Voided) matches how the operator actually works (Section 2).</w:t>
             </w:r>
           </w:p>
         </w:tc>
